--- a/assets/downloads/ai-agent-audit-scorecard-fr.docx
+++ b/assets/downloads/ai-agent-audit-scorecard-fr.docx
@@ -31,7 +31,7 @@
     </w:p>
     <w:p>
       <w:r>
-        <w:t>Remplissez une ligne par agent ou automatisation déployé. Appuyez chaque colonne sur des preuves (journaux, traces, factures, échantillons revus) plutôt que sur le document de conception. Les cotes ci-dessous sont un exemple : adaptez les seuils à votre tolérance au risque. Refaites le tableau chaque trimestre et à chaque changement de modèle, consigne ou permission.</w:t>
+        <w:t>Remplissez une ligne par agent ou automatisation déployé. Appuyez chaque colonne sur des preuves (journaux, traces, factures, échantillons revus) plutôt que sur le document de conception. Les cotes ci-dessous sont un exemple de grille : adaptez les seuils à votre tolérance au risque. Refaites le tableau chaque trimestre et à chaque changement de modèle, de consigne ou de permission, puis comparez avec le cycle précédent.</w:t>
       </w:r>
     </w:p>
     <w:p>
@@ -50,7 +50,7 @@
         <w:t xml:space="preserve">Faible — </w:t>
       </w:r>
       <w:r>
-        <w:t>Erreurs réversibles, peu de cas touchés, détection le jour même.</w:t>
+        <w:t>Erreurs réversibles, peu de cas touchés, détection rapide : une personne s'en aperçoit le jour même.</w:t>
       </w:r>
     </w:p>
     <w:p>
@@ -72,7 +72,7 @@
         <w:t xml:space="preserve">Élevé — </w:t>
       </w:r>
       <w:r>
-        <w:t>Erreurs partiellement irréversibles, ou touchant clients, argent ou obligations réglementaires, avec détection lente.</w:t>
+        <w:t>Erreurs partiellement irréversibles, ou touchant des clients, de l'argent ou des obligations réglementaires, avec détection lente.</w:t>
       </w:r>
     </w:p>
     <w:p>
@@ -83,7 +83,7 @@
         <w:t xml:space="preserve">Critique — </w:t>
       </w:r>
       <w:r>
-        <w:t>Erreurs irréversibles ou touchant la sécurité, des montants importants ou la conformité, à volume élevé, avec détection incertaine. Exige validation humaine, déploiement progressif et interrupteur d'arrêt testé.</w:t>
+        <w:t>Erreurs irréversibles ou touchant la sécurité des personnes, des montants importants ou la conformité, à un volume élevé, avec détection incertaine. Exige validation humaine, déploiement progressif et interrupteur d'arrêt testé.</w:t>
       </w:r>
     </w:p>
     <w:p>
@@ -188,7 +188,7 @@
                 <w:b/>
                 <w:sz w:val="17"/>
               </w:rPr>
-              <w:t>Coût mensuel</w:t>
+              <w:t>Coût d'exploitation mensuel</w:t>
             </w:r>
           </w:p>
         </w:tc>
@@ -218,7 +218,7 @@
                 <w:b/>
                 <w:sz w:val="17"/>
               </w:rPr>
-              <w:t>Exactitude vs référence humaine</w:t>
+              <w:t>Exactitude (échantillon) contre référence humaine</w:t>
             </w:r>
           </w:p>
         </w:tc>
@@ -415,7 +415,7 @@
                 <w:color w:val="56656F"/>
                 <w:sz w:val="17"/>
               </w:rPr>
-              <w:t>Moyenne · en partie irréversible</w:t>
+              <w:t>Moyenne · en partie irréversible (courriel envoyé)</w:t>
             </w:r>
           </w:p>
         </w:tc>
@@ -460,7 +460,7 @@
                 <w:color w:val="56656F"/>
                 <w:sz w:val="17"/>
               </w:rPr>
-              <w:t>Pas de validation avant envoi ni d'interrupteur testé</w:t>
+              <w:t>Aucune validation avant envoi ; pas d'interrupteur d'arrêt testé</w:t>
             </w:r>
           </w:p>
         </w:tc>
@@ -475,7 +475,7 @@
                 <w:color w:val="56656F"/>
                 <w:sz w:val="17"/>
               </w:rPr>
-              <w:t>Dans 3 mois ou au prochain changement</w:t>
+              <w:t>Dans 3 mois ou au prochain changement de modèle</w:t>
             </w:r>
           </w:p>
         </w:tc>
@@ -1397,7 +1397,7 @@
         <w:t xml:space="preserve">Commencez par l'inventaire. </w:t>
       </w:r>
       <w:r>
-        <w:t>Incluez les agents adoptés par les équipes sans passer par la TI.</w:t>
+        <w:t>Vous ne pouvez pas auditer ce que vous ne connaissez pas. Incluez les agents adoptés par les équipes sans passer par la TI.</w:t>
       </w:r>
     </w:p>
     <w:p>
@@ -1408,10 +1408,10 @@
         <w:rPr>
           <w:b/>
         </w:rPr>
-        <w:t xml:space="preserve">Mesurez la valeur. </w:t>
+        <w:t xml:space="preserve">Mesurez la valeur, ne la supposez pas. </w:t>
       </w:r>
       <w:r>
-        <w:t>Remplacez les estimations par les coûts réels et un échantillon revu à la main.</w:t>
+        <w:t>Remplacez l'estimation de l'analyse de rentabilité par des coûts réels et un échantillon revu à la main.</w:t>
       </w:r>
     </w:p>
     <w:p>
@@ -1425,7 +1425,7 @@
         <w:t xml:space="preserve">Cotez le pire cas. </w:t>
       </w:r>
       <w:r>
-        <w:t>Jugez le rayon d'impact sur ce qui peut mal tourner au volume réel, pas sur la moyenne.</w:t>
+        <w:t>Le rayon d'impact se juge sur ce qui peut aller mal, au volume réel, avant qu'un humain s'en aperçoive, pas sur la moyenne.</w:t>
       </w:r>
     </w:p>
     <w:p>
@@ -1439,7 +1439,7 @@
         <w:t xml:space="preserve">Comparez les contrôles à la cote. </w:t>
       </w:r>
       <w:r>
-        <w:t>Notez l'écart entre les contrôles existants et ceux qu'exige la cote.</w:t>
+        <w:t>Une cote critique exige plus qu'une revue occasionnelle. Notez l'écart entre les contrôles existants et ceux que la cote demande.</w:t>
       </w:r>
     </w:p>
     <w:sectPr>
